--- a/plantillas/Reporte_Bimestral_Plantilla.docx
+++ b/plantillas/Reporte_Bimestral_Plantilla.docx
@@ -1069,21 +1069,12 @@
                 <w:rFonts w:ascii="Arial" w:eastAsia="Arial" w:hAnsi="Arial" w:cs="Arial"/>
               </w:rPr>
             </w:pPr>
-            <w:proofErr w:type="gramStart"/>
             <w:r>
               <w:rPr>
                 <w:rFonts w:ascii="Arial" w:eastAsia="Arial" w:hAnsi="Arial" w:cs="Arial"/>
                 <w:b/>
               </w:rPr>
-              <w:t>Total</w:t>
-            </w:r>
-            <w:proofErr w:type="gramEnd"/>
-            <w:r>
-              <w:rPr>
-                <w:rFonts w:ascii="Arial" w:eastAsia="Arial" w:hAnsi="Arial" w:cs="Arial"/>
-                <w:b/>
-              </w:rPr>
-              <w:t xml:space="preserve"> de horas de este reporte: </w:t>
+              <w:t xml:space="preserve">Total de horas de este reporte: </w:t>
             </w:r>
           </w:p>
         </w:tc>
@@ -1121,21 +1112,12 @@
                 <w:rFonts w:ascii="Arial" w:eastAsia="Arial" w:hAnsi="Arial" w:cs="Arial"/>
               </w:rPr>
             </w:pPr>
-            <w:proofErr w:type="gramStart"/>
             <w:r>
               <w:rPr>
                 <w:rFonts w:ascii="Arial" w:eastAsia="Arial" w:hAnsi="Arial" w:cs="Arial"/>
                 <w:b/>
               </w:rPr>
-              <w:t>Total</w:t>
-            </w:r>
-            <w:proofErr w:type="gramEnd"/>
-            <w:r>
-              <w:rPr>
-                <w:rFonts w:ascii="Arial" w:eastAsia="Arial" w:hAnsi="Arial" w:cs="Arial"/>
-                <w:b/>
-              </w:rPr>
-              <w:t xml:space="preserve"> de horas acumuladas: </w:t>
+              <w:t xml:space="preserve">Total de horas acumuladas: </w:t>
             </w:r>
           </w:p>
         </w:tc>
@@ -1943,25 +1925,7 @@
           <w:sz w:val="16"/>
           <w:szCs w:val="16"/>
         </w:rPr>
-        <w:t xml:space="preserve"> ESTE REPORTE DEBERÁ SER LLENADO, ENTREGADO CADA DOS MESES EN ORIGINAL Y COPIA, DENTRO DE LOS PRIMEROS 5 DÍAS HÁBILES DE LA FECHA DE TÉRMINO </w:t>
-      </w:r>
-      <w:proofErr w:type="gramStart"/>
-      <w:r>
-        <w:rPr>
-          <w:rFonts w:ascii="Arial" w:eastAsia="Arial" w:hAnsi="Arial" w:cs="Arial"/>
-          <w:sz w:val="16"/>
-          <w:szCs w:val="16"/>
-        </w:rPr>
-        <w:t>DEL MISMO</w:t>
-      </w:r>
-      <w:proofErr w:type="gramEnd"/>
-      <w:r>
-        <w:rPr>
-          <w:rFonts w:ascii="Arial" w:eastAsia="Arial" w:hAnsi="Arial" w:cs="Arial"/>
-          <w:sz w:val="16"/>
-          <w:szCs w:val="16"/>
-        </w:rPr>
-        <w:t>, DE LO CONTRARIO PROCEDERÁ SANCIÓN DE ACUERDO AL REGLAMENTO VIGENTE (No es válido si presenta tachaduras, enmendaduras y/o correcciones).</w:t>
+        <w:t xml:space="preserve"> ESTE REPORTE DEBERÁ SER LLENADO, ENTREGADO CADA DOS MESES EN ORIGINAL Y COPIA, DENTRO DE LOS PRIMEROS 5 DÍAS HÁBILES DE LA FECHA DE TÉRMINO DEL MISMO, DE LO CONTRARIO PROCEDERÁ SANCIÓN DE ACUERDO AL REGLAMENTO VIGENTE (No es válido si presenta tachaduras, enmendaduras y/o correcciones).</w:t>
       </w:r>
     </w:p>
     <w:p>
@@ -2606,7 +2570,6 @@
                 <w:bCs/>
               </w:rPr>
             </w:pPr>
-            <w:proofErr w:type="gramStart"/>
             <w:r>
               <w:rPr>
                 <w:b/>
@@ -2614,7 +2577,6 @@
               </w:rPr>
               <w:t>Criterios a evaluar</w:t>
             </w:r>
-            <w:proofErr w:type="gramEnd"/>
           </w:p>
         </w:tc>
         <w:tc>
@@ -2828,7 +2790,6 @@
                 <w:szCs w:val="16"/>
               </w:rPr>
             </w:pPr>
-            <w:proofErr w:type="gramStart"/>
             <w:r>
               <w:rPr>
                 <w:rFonts w:ascii="Arial" w:hAnsi="Arial" w:cs="Arial"/>
@@ -2838,7 +2799,6 @@
               </w:rPr>
               <w:t>Criterios a evaluar</w:t>
             </w:r>
-            <w:proofErr w:type="gramEnd"/>
           </w:p>
         </w:tc>
         <w:tc>
@@ -7000,7 +6960,16 @@
                 <w:sz w:val="16"/>
                 <w:szCs w:val="16"/>
               </w:rPr>
-              <w:t>Nombre_Responsable</w:t>
+              <w:t>Nombre_</w:t>
+            </w:r>
+            <w:r>
+              <w:rPr>
+                <w:rFonts w:ascii="Arial" w:eastAsia="Arial" w:hAnsi="Arial" w:cs="Arial"/>
+                <w:color w:val="000000"/>
+                <w:sz w:val="16"/>
+                <w:szCs w:val="16"/>
+              </w:rPr>
+              <w:t>Estudiante</w:t>
             </w:r>
             <w:proofErr w:type="spellEnd"/>
             <w:r>
